--- a/docs/sample-proposal-navy-sttr/Aerivio_Navy_STTR_Statement_of_Work.docx
+++ b/docs/sample-proposal-navy-sttr/Aerivio_Navy_STTR_Statement_of_Work.docx
@@ -2366,8 +2366,8 @@
     <w:r>
       <w:rPr>
         <w:rFonts w:ascii="Arial" w:cs="Arial" w:eastAsia="Arial" w:hAnsi="Arial"/>
-        <w:sz w:val="18"/>
-        <w:szCs w:val="18"/>
+        <w:sz w:val="21"/>
+        <w:szCs w:val="21"/>
       </w:rPr>
       <w:t xml:space="preserve">Navy STTR Phase I · Topic N25B-T042 · Proprietary · Page  of </w:t>
     </w:r>
@@ -2433,8 +2433,8 @@
     <w:r>
       <w:rPr>
         <w:rFonts w:ascii="Arial" w:cs="Arial" w:eastAsia="Arial" w:hAnsi="Arial"/>
-        <w:sz w:val="18"/>
-        <w:szCs w:val="18"/>
+        <w:sz w:val="21"/>
+        <w:szCs w:val="21"/>
       </w:rPr>
       <w:t xml:space="preserve">Aerivio Systems — Statement of Work</w:t>
     </w:r>

--- a/docs/sample-proposal-navy-sttr/Aerivio_Navy_STTR_Statement_of_Work.docx
+++ b/docs/sample-proposal-navy-sttr/Aerivio_Navy_STTR_Statement_of_Work.docx
@@ -2369,18 +2369,33 @@
         <w:sz w:val="21"/>
         <w:szCs w:val="21"/>
       </w:rPr>
-      <w:t xml:space="preserve">Navy STTR Phase I · Topic N25B-T042 · Proprietary · Page  of </w:t>
+      <w:t xml:space="preserve">Navy STTR Phase I · Topic N25B-T042 · Proprietary · Page </w:t>
     </w:r>
     <w:r>
+      <w:rPr>
+        <w:rFonts w:ascii="Arial" w:cs="Arial" w:eastAsia="Arial" w:hAnsi="Arial"/>
+        <w:sz w:val="21"/>
+        <w:szCs w:val="21"/>
+      </w:rPr>
       <w:fldChar w:fldCharType="begin"/>
       <w:instrText xml:space="preserve">PAGE</w:instrText>
       <w:fldChar w:fldCharType="separate"/>
       <w:fldChar w:fldCharType="end"/>
     </w:r>
     <w:r>
+      <w:rPr>
+        <w:rFonts w:ascii="Arial" w:cs="Arial" w:eastAsia="Arial" w:hAnsi="Arial"/>
+        <w:sz w:val="21"/>
+        <w:szCs w:val="21"/>
+      </w:rPr>
       <w:t xml:space="preserve"> of </w:t>
     </w:r>
     <w:r>
+      <w:rPr>
+        <w:rFonts w:ascii="Arial" w:cs="Arial" w:eastAsia="Arial" w:hAnsi="Arial"/>
+        <w:sz w:val="21"/>
+        <w:szCs w:val="21"/>
+      </w:rPr>
       <w:fldChar w:fldCharType="begin"/>
       <w:instrText xml:space="preserve">NUMPAGES</w:instrText>
       <w:fldChar w:fldCharType="separate"/>

--- a/docs/sample-proposal-navy-sttr/Aerivio_Navy_STTR_Statement_of_Work.docx
+++ b/docs/sample-proposal-navy-sttr/Aerivio_Navy_STTR_Statement_of_Work.docx
@@ -110,6 +110,9 @@
         <w:gridCol w:w="100"/>
       </w:tblGrid>
       <w:tr>
+        <w:trPr>
+          <w:cantSplit/>
+        </w:trPr>
         <w:tc>
           <w:tcPr>
             <w:tcW w:type="pct" w:w="20%"/>
@@ -217,6 +220,9 @@
         </w:tc>
       </w:tr>
       <w:tr>
+        <w:trPr>
+          <w:cantSplit/>
+        </w:trPr>
         <w:tc>
           <w:p>
             <w:pPr>
@@ -304,6 +310,9 @@
         </w:tc>
       </w:tr>
       <w:tr>
+        <w:trPr>
+          <w:cantSplit/>
+        </w:trPr>
         <w:tc>
           <w:p>
             <w:pPr>
@@ -391,6 +400,9 @@
         </w:tc>
       </w:tr>
       <w:tr>
+        <w:trPr>
+          <w:cantSplit/>
+        </w:trPr>
         <w:tc>
           <w:p>
             <w:pPr>
@@ -478,6 +490,9 @@
         </w:tc>
       </w:tr>
       <w:tr>
+        <w:trPr>
+          <w:cantSplit/>
+        </w:trPr>
         <w:tc>
           <w:p>
             <w:pPr>
@@ -565,6 +580,9 @@
         </w:tc>
       </w:tr>
       <w:tr>
+        <w:trPr>
+          <w:cantSplit/>
+        </w:trPr>
         <w:tc>
           <w:p>
             <w:pPr>
@@ -654,6 +672,8 @@
     </w:tbl>
     <w:p>
       <w:pPr>
+        <w:keepNext/>
+        <w:keepLines/>
         <w:jc w:val="center"/>
       </w:pPr>
       <w:r>
@@ -823,11 +843,6 @@
         </w:rPr>
         <w:t xml:space="preserve">Validate accuracy, per-node latency and power, and multi-node fusion gain against pre-registered gates (per-node balanced F1 ≥ 0.92; 4-node fused F1 ≥ 0.96; per-node p99 ≤ 150 ms; sustained ≤ 2.0 W). Document results, limitations, and the Phase II at-sea demonstration plan. Deliverable: Phase I feasibility report + Phase II plan.</w:t>
       </w:r>
-    </w:p>
-    <w:p>
-      <w:pPr>
-        <w:pageBreakBefore/>
-      </w:pPr>
     </w:p>
     <w:p>
       <w:pPr>
@@ -864,6 +879,9 @@
         <w:gridCol w:w="100"/>
       </w:tblGrid>
       <w:tr>
+        <w:trPr>
+          <w:cantSplit/>
+        </w:trPr>
         <w:tc>
           <w:tcPr>
             <w:tcW w:type="pct" w:w="20%"/>
@@ -971,6 +989,9 @@
         </w:tc>
       </w:tr>
       <w:tr>
+        <w:trPr>
+          <w:cantSplit/>
+        </w:trPr>
         <w:tc>
           <w:p>
             <w:pPr>
@@ -1058,6 +1079,9 @@
         </w:tc>
       </w:tr>
       <w:tr>
+        <w:trPr>
+          <w:cantSplit/>
+        </w:trPr>
         <w:tc>
           <w:p>
             <w:pPr>
@@ -1147,6 +1171,8 @@
     </w:tbl>
     <w:p>
       <w:pPr>
+        <w:keepNext/>
+        <w:keepLines/>
         <w:jc w:val="center"/>
       </w:pPr>
       <w:r>
@@ -1229,11 +1255,6 @@
         </w:rPr>
         <w:t xml:space="preserve">Conduct a controlled tank and short at-sea pre-demonstration at the RI range to confirm fusion gain under real propagation, de-risking the Phase II demonstration. Deliverable: range pre-demo results + Phase II readiness memo.</w:t>
       </w:r>
-    </w:p>
-    <w:p>
-      <w:pPr>
-        <w:pageBreakBefore/>
-      </w:pPr>
     </w:p>
     <w:p>
       <w:pPr>
@@ -1283,6 +1304,9 @@
         <w:gridCol w:w="100"/>
       </w:tblGrid>
       <w:tr>
+        <w:trPr>
+          <w:cantSplit/>
+        </w:trPr>
         <w:tc>
           <w:tcPr>
             <w:tcW w:type="pct" w:w="25%"/>
@@ -1369,6 +1393,9 @@
         </w:tc>
       </w:tr>
       <w:tr>
+        <w:trPr>
+          <w:cantSplit/>
+        </w:trPr>
         <w:tc>
           <w:p>
             <w:pPr>
@@ -1439,6 +1466,9 @@
         </w:tc>
       </w:tr>
       <w:tr>
+        <w:trPr>
+          <w:cantSplit/>
+        </w:trPr>
         <w:tc>
           <w:p>
             <w:pPr>
@@ -1509,6 +1539,9 @@
         </w:tc>
       </w:tr>
       <w:tr>
+        <w:trPr>
+          <w:cantSplit/>
+        </w:trPr>
         <w:tc>
           <w:p>
             <w:pPr>
@@ -1579,6 +1612,9 @@
         </w:tc>
       </w:tr>
       <w:tr>
+        <w:trPr>
+          <w:cantSplit/>
+        </w:trPr>
         <w:tc>
           <w:p>
             <w:pPr>
@@ -1649,6 +1685,9 @@
         </w:tc>
       </w:tr>
       <w:tr>
+        <w:trPr>
+          <w:cantSplit/>
+        </w:trPr>
         <w:tc>
           <w:p>
             <w:pPr>
@@ -1721,6 +1760,8 @@
     </w:tbl>
     <w:p>
       <w:pPr>
+        <w:keepNext/>
+        <w:keepLines/>
         <w:jc w:val="center"/>
       </w:pPr>
       <w:r>
@@ -1759,11 +1800,6 @@
         </w:rPr>
         <w:t xml:space="preserve">Cross-cutting mitigations: the effort is structured so that the SBC edge-AI track and the RI ocean-acoustics track can proceed in parallel with a small number of well-defined interfaces (the propagation feature schema and the posterior format), limiting the blast radius of any single slip.</w:t>
       </w:r>
-    </w:p>
-    <w:p>
-      <w:pPr>
-        <w:pageBreakBefore/>
-      </w:pPr>
     </w:p>
     <w:p>
       <w:pPr>
@@ -1798,6 +1834,9 @@
         <w:gridCol w:w="100"/>
       </w:tblGrid>
       <w:tr>
+        <w:trPr>
+          <w:cantSplit/>
+        </w:trPr>
         <w:tc>
           <w:tcPr>
             <w:tcW w:type="pct" w:w="33.333333333333336%"/>
@@ -1863,6 +1902,9 @@
         </w:tc>
       </w:tr>
       <w:tr>
+        <w:trPr>
+          <w:cantSplit/>
+        </w:trPr>
         <w:tc>
           <w:p>
             <w:pPr>
@@ -1916,6 +1958,9 @@
         </w:tc>
       </w:tr>
       <w:tr>
+        <w:trPr>
+          <w:cantSplit/>
+        </w:trPr>
         <w:tc>
           <w:p>
             <w:pPr>
@@ -1969,6 +2014,9 @@
         </w:tc>
       </w:tr>
       <w:tr>
+        <w:trPr>
+          <w:cantSplit/>
+        </w:trPr>
         <w:tc>
           <w:p>
             <w:pPr>
@@ -2022,6 +2070,9 @@
         </w:tc>
       </w:tr>
       <w:tr>
+        <w:trPr>
+          <w:cantSplit/>
+        </w:trPr>
         <w:tc>
           <w:p>
             <w:pPr>
@@ -2075,6 +2126,9 @@
         </w:tc>
       </w:tr>
       <w:tr>
+        <w:trPr>
+          <w:cantSplit/>
+        </w:trPr>
         <w:tc>
           <w:p>
             <w:pPr>
@@ -2128,6 +2182,9 @@
         </w:tc>
       </w:tr>
       <w:tr>
+        <w:trPr>
+          <w:cantSplit/>
+        </w:trPr>
         <w:tc>
           <w:p>
             <w:pPr>
@@ -2181,6 +2238,9 @@
         </w:tc>
       </w:tr>
       <w:tr>
+        <w:trPr>
+          <w:cantSplit/>
+        </w:trPr>
         <w:tc>
           <w:p>
             <w:pPr>
@@ -2236,6 +2296,8 @@
     </w:tbl>
     <w:p>
       <w:pPr>
+        <w:keepNext/>
+        <w:keepLines/>
         <w:jc w:val="center"/>
       </w:pPr>
       <w:r>
